--- a/файлы/основное/BntuDp_Отзыв_Высоцкий_1506'24.docx
+++ b/файлы/основное/BntuDp_Отзыв_Высоцкий_1506'24.docx
@@ -702,6 +702,27 @@
           <w:sz w:val="24"/>
           <w:szCs w:val="24"/>
         </w:rPr>
+        <w:sectPr>
+          <w:pgSz w:w="11906" w:h="16838"/>
+          <w:pgMar w:top="1134" w:right="850" w:bottom="1134" w:left="1701" w:header="708" w:footer="708" w:gutter="0"/>
+          <w:cols w:space="708"/>
+          <w:docGrid w:linePitch="360"/>
+        </w:sectPr>
+      </w:pPr>
+    </w:p>
+    <w:p>
+      <w:pPr>
+        <w:spacing w:before="200" w:after="120" w:line="240" w:lineRule="auto"/>
+        <w:ind w:firstLine="567"/>
+        <w:jc w:val="both"/>
+        <w:rPr>
+          <w:b/>
+          <w:bCs/>
+          <w:i/>
+          <w:iCs/>
+          <w:sz w:val="24"/>
+          <w:szCs w:val="24"/>
+        </w:rPr>
       </w:pPr>
       <w:r>
         <w:rPr>
@@ -835,13 +856,34 @@
       </w:r>
       <w:bookmarkEnd w:id="3"/>
       <w:r>
-        <w:t>изучил платформу Node.js, библиотеки React,</w:t>
-      </w:r>
-      <w:r>
-        <w:t xml:space="preserve"> </w:t>
-      </w:r>
-      <w:r>
-        <w:t xml:space="preserve">React Query </w:t>
+        <w:t xml:space="preserve">изучил платформу Node.js, библиотеки </w:t>
+      </w:r>
+      <w:proofErr w:type="spellStart"/>
+      <w:r>
+        <w:t>React</w:t>
+      </w:r>
+      <w:proofErr w:type="spellEnd"/>
+      <w:r>
+        <w:t>,</w:t>
+      </w:r>
+      <w:r>
+        <w:t xml:space="preserve"> </w:t>
+      </w:r>
+      <w:proofErr w:type="spellStart"/>
+      <w:r>
+        <w:t>React</w:t>
+      </w:r>
+      <w:proofErr w:type="spellEnd"/>
+      <w:r>
+        <w:t xml:space="preserve"> </w:t>
+      </w:r>
+      <w:proofErr w:type="spellStart"/>
+      <w:r>
+        <w:t>Query</w:t>
+      </w:r>
+      <w:proofErr w:type="spellEnd"/>
+      <w:r>
+        <w:t xml:space="preserve"> </w:t>
       </w:r>
       <w:r>
         <w:t>с фреймворками</w:t>
@@ -852,26 +894,40 @@
       <w:r>
         <w:t xml:space="preserve"> </w:t>
       </w:r>
-      <w:r>
-        <w:t xml:space="preserve">Tailwind CSS </w:t>
+      <w:proofErr w:type="spellStart"/>
+      <w:r>
+        <w:t>Tailwind</w:t>
+      </w:r>
+      <w:proofErr w:type="spellEnd"/>
+      <w:r>
+        <w:t xml:space="preserve"> CSS </w:t>
       </w:r>
       <w:r>
         <w:t xml:space="preserve">для клиентской части, а также библиотеки </w:t>
       </w:r>
+      <w:proofErr w:type="spellStart"/>
       <w:r>
         <w:t>Sequelize</w:t>
       </w:r>
+      <w:proofErr w:type="spellEnd"/>
       <w:r>
         <w:t xml:space="preserve">, </w:t>
       </w:r>
+      <w:proofErr w:type="spellStart"/>
       <w:r>
         <w:t>DocxTemplater</w:t>
       </w:r>
+      <w:proofErr w:type="spellEnd"/>
       <w:r>
         <w:t xml:space="preserve">, </w:t>
       </w:r>
-      <w:r>
-        <w:t xml:space="preserve">Nodemailer </w:t>
+      <w:proofErr w:type="spellStart"/>
+      <w:r>
+        <w:t>Nodemailer</w:t>
+      </w:r>
+      <w:proofErr w:type="spellEnd"/>
+      <w:r>
+        <w:t xml:space="preserve"> </w:t>
       </w:r>
       <w:r>
         <w:t xml:space="preserve">с фреймворком </w:t>
@@ -1178,52 +1234,25 @@
           <w:i/>
           <w:iCs/>
         </w:rPr>
-        <w:t xml:space="preserve"> (хорошей, удовлетворительной)</w:t>
-      </w:r>
-      <w:r>
-        <w:rPr>
-          <w:b/>
-          <w:bCs/>
-          <w:i/>
-          <w:iCs/>
-        </w:rPr>
-        <w:t xml:space="preserve"> </w:t>
-      </w:r>
-      <w:r>
-        <w:t xml:space="preserve"> оценки, </w:t>
-      </w:r>
-      <w:r>
-        <w:t xml:space="preserve"> </w:t>
-      </w:r>
-      <w:r>
-        <w:t>а</w:t>
-      </w:r>
-      <w:r>
-        <w:t xml:space="preserve"> </w:t>
-      </w:r>
-      <w:r>
-        <w:t xml:space="preserve"> его</w:t>
-      </w:r>
-      <w:r>
-        <w:t xml:space="preserve"> </w:t>
-      </w:r>
-      <w:r>
-        <w:t xml:space="preserve"> автор</w:t>
-      </w:r>
-      <w:r>
-        <w:t xml:space="preserve"> </w:t>
-      </w:r>
-      <w:r>
-        <w:t xml:space="preserve"> </w:t>
-      </w:r>
-      <w:r>
-        <w:t>ВЫСОЦКИЙ</w:t>
-      </w:r>
-      <w:r>
-        <w:t xml:space="preserve"> </w:t>
-      </w:r>
-      <w:r>
-        <w:t xml:space="preserve"> Максим</w:t>
+        <w:t xml:space="preserve"> </w:t>
+      </w:r>
+      <w:r>
+        <w:t>оценки, а</w:t>
+      </w:r>
+      <w:r>
+        <w:t xml:space="preserve"> </w:t>
+      </w:r>
+      <w:r>
+        <w:t>его автор</w:t>
+      </w:r>
+      <w:r>
+        <w:t xml:space="preserve"> ВЫСОЦКИЙ</w:t>
+      </w:r>
+      <w:r>
+        <w:t xml:space="preserve"> </w:t>
+      </w:r>
+      <w:r>
+        <w:t>Максим</w:t>
       </w:r>
       <w:r>
         <w:t xml:space="preserve"> </w:t>
@@ -1328,7 +1357,23 @@
                 <w:sz w:val="28"/>
                 <w:szCs w:val="28"/>
               </w:rPr>
-              <w:t xml:space="preserve"> «ПОИСиТ», </w:t>
+              <w:t xml:space="preserve"> «</w:t>
+            </w:r>
+            <w:proofErr w:type="spellStart"/>
+            <w:r>
+              <w:rPr>
+                <w:sz w:val="28"/>
+                <w:szCs w:val="28"/>
+              </w:rPr>
+              <w:t>ПОИСиТ</w:t>
+            </w:r>
+            <w:proofErr w:type="spellEnd"/>
+            <w:r>
+              <w:rPr>
+                <w:sz w:val="28"/>
+                <w:szCs w:val="28"/>
+              </w:rPr>
+              <w:t xml:space="preserve">», </w:t>
             </w:r>
             <w:r>
               <w:rPr>
@@ -1422,6 +1467,7 @@
               </w:rPr>
               <w:t xml:space="preserve">. </w:t>
             </w:r>
+            <w:proofErr w:type="spellStart"/>
             <w:r>
               <w:rPr>
                 <w:sz w:val="28"/>
@@ -1429,6 +1475,7 @@
               </w:rPr>
               <w:t>Сидорик</w:t>
             </w:r>
+            <w:proofErr w:type="spellEnd"/>
           </w:p>
         </w:tc>
       </w:tr>
@@ -1468,8 +1515,9 @@
       </w:r>
     </w:p>
     <w:sectPr>
+      <w:type w:val="continuous"/>
       <w:pgSz w:w="11906" w:h="16838"/>
-      <w:pgMar w:top="1134" w:right="850" w:bottom="1134" w:left="1701" w:header="708" w:footer="708" w:gutter="0"/>
+      <w:pgMar w:top="1134" w:right="1701" w:bottom="1134" w:left="851" w:header="709" w:footer="709" w:gutter="0"/>
       <w:cols w:space="708"/>
       <w:docGrid w:linePitch="360"/>
     </w:sectPr>
